--- a/pr-preview/pr-348/inference-handout-tracked-changes.docx
+++ b/pr-preview/pr-348/inference-handout-tracked-changes.docx
@@ -16,7 +16,7 @@
       </w:pPr>
       <w:del w:id="1" w:author="PR Preview" w:date="2026-01-01T00:00:00Z">
         <w:r>
-          <w:delText xml:space="preserve">Last modified: 2026-10-18 17:33:29 (PDT)</w:delText>
+          <w:delText xml:space="preserve">Last modified: 2026-10-19 00:31:45 (PDT)</w:delText>
         </w:r>
       </w:del>
     </w:p>
@@ -26,7 +26,7 @@
       </w:pPr>
       <w:ins w:id="2" w:author="PR Preview" w:date="2026-01-01T00:00:00Z">
         <w:r>
-          <w:t xml:space="preserve">Last modified: 2026-10-18 22:03:59 (PDT)</w:t>
+          <w:t xml:space="preserve">Last modified: 2026-10-19 00:34:54 (PDT)</w:t>
         </w:r>
       </w:ins>
     </w:p>

--- a/pr-preview/pr-348/inference-handout-tracked-changes.docx
+++ b/pr-preview/pr-348/inference-handout-tracked-changes.docx
@@ -16,7 +16,7 @@
       </w:pPr>
       <w:del w:id="1" w:author="PR Preview" w:date="2026-01-01T00:00:00Z">
         <w:r>
-          <w:delText xml:space="preserve">Last modified: 2026-10-19 00:31:45 (PDT)</w:delText>
+          <w:delText xml:space="preserve">Last modified: 2026-10-19 00:48:10 (PDT)</w:delText>
         </w:r>
       </w:del>
     </w:p>
@@ -26,7 +26,7 @@
       </w:pPr>
       <w:ins w:id="2" w:author="PR Preview" w:date="2026-01-01T00:00:00Z">
         <w:r>
-          <w:t xml:space="preserve">Last modified: 2026-10-19 00:34:54 (PDT)</w:t>
+          <w:t xml:space="preserve">Last modified: 2026-10-19 01:01:02 (PDT)</w:t>
         </w:r>
       </w:ins>
     </w:p>
@@ -271,35 +271,49 @@
       <w:pPr>
         <w:pStyle w:val="FirstParagraph"/>
       </w:pPr>
-      <w:r>
-        <w:rPr>
-          <w:b/>
-          <w:bCs/>
-        </w:rPr>
-        <w:t xml:space="preserve">Definition 2 (Null hypothesis)</w:t>
-      </w:r>
-      <w:r>
-        <w:t xml:space="preserve"> </w:t>
-      </w:r>
-      <w:r>
-        <w:t xml:space="preserve">The</w:t>
-      </w:r>
-      <w:r>
-        <w:t xml:space="preserve"> </w:t>
-      </w:r>
-      <w:r>
-        <w:rPr>
-          <w:b/>
-          <w:bCs/>
-        </w:rPr>
-        <w:t xml:space="preserve">null hypothesis</w:t>
-      </w:r>
-      <w:r>
-        <w:t xml:space="preserve">, written</w:t>
-      </w:r>
-      <w:r>
-        <w:t xml:space="preserve"> </w:t>
-      </w:r>
+      <w:del w:id="3" w:author="PR Preview" w:date="2026-01-01T00:00:00Z">
+        <w:r>
+          <w:rPr>
+            <w:b/>
+            <w:bCs/>
+          </w:rPr>
+          <w:delText xml:space="preserve">Definition 2 (Null hypothesis)</w:delText>
+        </w:r>
+      </w:del>
+      <w:del w:id="4" w:author="PR Preview" w:date="2026-01-01T00:00:00Z">
+        <w:r>
+          <w:delText xml:space="preserve"> </w:delText>
+        </w:r>
+      </w:del>
+      <w:del w:id="5" w:author="PR Preview" w:date="2026-01-01T00:00:00Z">
+        <w:r>
+          <w:delText xml:space="preserve">The</w:delText>
+        </w:r>
+      </w:del>
+      <w:del w:id="6" w:author="PR Preview" w:date="2026-01-01T00:00:00Z">
+        <w:r>
+          <w:delText xml:space="preserve"> </w:delText>
+        </w:r>
+      </w:del>
+      <w:del w:id="7" w:author="PR Preview" w:date="2026-01-01T00:00:00Z">
+        <w:r>
+          <w:rPr>
+            <w:b/>
+            <w:bCs/>
+          </w:rPr>
+          <w:delText xml:space="preserve">null hypothesis</w:delText>
+        </w:r>
+      </w:del>
+      <w:del w:id="8" w:author="PR Preview" w:date="2026-01-01T00:00:00Z">
+        <w:r>
+          <w:delText xml:space="preserve">, written</w:delText>
+        </w:r>
+      </w:del>
+      <w:del w:id="9" w:author="PR Preview" w:date="2026-01-01T00:00:00Z">
+        <w:r>
+          <w:delText xml:space="preserve"> </w:delText>
+        </w:r>
+      </w:del>
       <m:oMath>
         <m:sSub>
           <m:e>
@@ -314,30 +328,133 @@
           </m:sub>
         </m:sSub>
       </m:oMath>
-      <w:r>
-        <w:t xml:space="preserve">,</w:t>
-      </w:r>
-      <w:r>
-        <w:t xml:space="preserve"> </w:t>
-      </w:r>
-      <w:r>
-        <w:t xml:space="preserve">is a specific claim about the parameters of a statistical model,</w:t>
-      </w:r>
-      <w:r>
-        <w:t xml:space="preserve"> </w:t>
-      </w:r>
-      <w:r>
-        <w:t xml:space="preserve">which a hypothesis test assesses against the data</w:t>
-      </w:r>
-      <w:r>
-        <w:t xml:space="preserve"> </w:t>
-      </w:r>
-      <w:r>
-        <w:t xml:space="preserve">[2]</w:t>
-      </w:r>
-      <w:r>
-        <w:t xml:space="preserve">.</w:t>
-      </w:r>
+      <w:del w:id="10" w:author="PR Preview" w:date="2026-01-01T00:00:00Z">
+        <w:r>
+          <w:delText xml:space="preserve">,</w:delText>
+        </w:r>
+      </w:del>
+      <w:del w:id="11" w:author="PR Preview" w:date="2026-01-01T00:00:00Z">
+        <w:r>
+          <w:delText xml:space="preserve"> </w:delText>
+        </w:r>
+      </w:del>
+      <w:del w:id="12" w:author="PR Preview" w:date="2026-01-01T00:00:00Z">
+        <w:r>
+          <w:delText xml:space="preserve">is a specific claim about the parameters of a statistical model,</w:delText>
+        </w:r>
+      </w:del>
+      <w:del w:id="13" w:author="PR Preview" w:date="2026-01-01T00:00:00Z">
+        <w:r>
+          <w:delText xml:space="preserve"> </w:delText>
+        </w:r>
+      </w:del>
+      <w:del w:id="14" w:author="PR Preview" w:date="2026-01-01T00:00:00Z">
+        <w:r>
+          <w:delText xml:space="preserve">which a hypothesis test assesses against the data</w:delText>
+        </w:r>
+      </w:del>
+      <w:del w:id="15" w:author="PR Preview" w:date="2026-01-01T00:00:00Z">
+        <w:r>
+          <w:delText xml:space="preserve"> </w:delText>
+        </w:r>
+      </w:del>
+      <w:del w:id="16" w:author="PR Preview" w:date="2026-01-01T00:00:00Z">
+        <w:r>
+          <w:delText xml:space="preserve">[2]</w:delText>
+        </w:r>
+      </w:del>
+      <w:del w:id="17" w:author="PR Preview" w:date="2026-01-01T00:00:00Z">
+        <w:r>
+          <w:delText xml:space="preserve">.</w:delText>
+        </w:r>
+      </w:del>
+    </w:p>
+    <w:p>
+      <w:pPr>
+        <w:pStyle w:val="FirstParagraph"/>
+      </w:pPr>
+      <w:ins w:id="18" w:author="PR Preview" w:date="2026-01-01T00:00:00Z">
+        <w:r>
+          <w:rPr>
+            <w:b/>
+            <w:bCs/>
+          </w:rPr>
+          <w:t xml:space="preserve">Definition 2 (Null hypothesis)</w:t>
+        </w:r>
+      </w:ins>
+      <w:ins w:id="19" w:author="PR Preview" w:date="2026-01-01T00:00:00Z">
+        <w:r>
+          <w:t xml:space="preserve"> </w:t>
+        </w:r>
+      </w:ins>
+      <w:ins w:id="20" w:author="PR Preview" w:date="2026-01-01T00:00:00Z">
+        <w:r>
+          <w:t xml:space="preserve">The</w:t>
+        </w:r>
+      </w:ins>
+      <w:ins w:id="21" w:author="PR Preview" w:date="2026-01-01T00:00:00Z">
+        <w:r>
+          <w:t xml:space="preserve"> </w:t>
+        </w:r>
+      </w:ins>
+      <w:ins w:id="22" w:author="PR Preview" w:date="2026-01-01T00:00:00Z">
+        <w:r>
+          <w:rPr>
+            <w:b/>
+            <w:bCs/>
+          </w:rPr>
+          <w:t xml:space="preserve">null hypothesis</w:t>
+        </w:r>
+      </w:ins>
+      <w:ins w:id="23" w:author="PR Preview" w:date="2026-01-01T00:00:00Z">
+        <w:r>
+          <w:t xml:space="preserve">, written</w:t>
+        </w:r>
+      </w:ins>
+      <w:ins w:id="24" w:author="PR Preview" w:date="2026-01-01T00:00:00Z">
+        <w:r>
+          <w:t xml:space="preserve"> </w:t>
+        </w:r>
+      </w:ins>
+      <m:oMath>
+        <m:sSub>
+          <m:e>
+            <m:r>
+              <m:t>H</m:t>
+            </m:r>
+          </m:e>
+          <m:sub>
+            <m:r>
+              <m:t>0</m:t>
+            </m:r>
+          </m:sub>
+        </m:sSub>
+      </m:oMath>
+      <w:ins w:id="25" w:author="PR Preview" w:date="2026-01-01T00:00:00Z">
+        <w:r>
+          <w:t xml:space="preserve">,</w:t>
+        </w:r>
+      </w:ins>
+      <w:ins w:id="26" w:author="PR Preview" w:date="2026-01-01T00:00:00Z">
+        <w:r>
+          <w:t xml:space="preserve"> </w:t>
+        </w:r>
+      </w:ins>
+      <w:ins w:id="27" w:author="PR Preview" w:date="2026-01-01T00:00:00Z">
+        <w:r>
+          <w:t xml:space="preserve">is a specific claim about the parameters of a statistical model,</w:t>
+        </w:r>
+      </w:ins>
+      <w:ins w:id="28" w:author="PR Preview" w:date="2026-01-01T00:00:00Z">
+        <w:r>
+          <w:t xml:space="preserve"> </w:t>
+        </w:r>
+      </w:ins>
+      <w:ins w:id="29" w:author="PR Preview" w:date="2026-01-01T00:00:00Z">
+        <w:r>
+          <w:t xml:space="preserve">which a hypothesis test assesses against the data.</w:t>
+        </w:r>
+      </w:ins>
     </w:p>
     <w:p>
       <w:pPr>
@@ -1015,112 +1132,337 @@
       <w:pPr>
         <w:pStyle w:val="BodyText"/>
       </w:pPr>
-      <w:r>
-        <w:rPr>
-          <w:b/>
-          <w:bCs/>
-        </w:rPr>
-        <w:t xml:space="preserve">Definition 6 (p-value)</w:t>
-      </w:r>
-      <w:r>
-        <w:t xml:space="preserve"> </w:t>
-      </w:r>
-      <w:r>
-        <w:t xml:space="preserve">Given a</w:t>
-      </w:r>
-      <w:r>
-        <w:t xml:space="preserve"> </w:t>
-      </w:r>
+      <w:del w:id="30" w:author="PR Preview" w:date="2026-01-01T00:00:00Z">
+        <w:r>
+          <w:rPr>
+            <w:b/>
+            <w:bCs/>
+          </w:rPr>
+          <w:delText xml:space="preserve">Definition 6 (p-value)</w:delText>
+        </w:r>
+      </w:del>
+      <w:del w:id="31" w:author="PR Preview" w:date="2026-01-01T00:00:00Z">
+        <w:r>
+          <w:delText xml:space="preserve"> </w:delText>
+        </w:r>
+      </w:del>
+      <w:del w:id="32" w:author="PR Preview" w:date="2026-01-01T00:00:00Z">
+        <w:r>
+          <w:delText xml:space="preserve">Given a</w:delText>
+        </w:r>
+      </w:del>
+      <w:del w:id="33" w:author="PR Preview" w:date="2026-01-01T00:00:00Z">
+        <w:r>
+          <w:delText xml:space="preserve"> </w:delText>
+        </w:r>
+      </w:del>
       <w:hyperlink w:anchor="def-test-statistic">
+        <w:del w:id="34" w:author="PR Preview" w:date="2026-01-01T00:00:00Z">
+          <w:r>
+            <w:rPr>
+              <w:rStyle w:val="Hyperlink"/>
+            </w:rPr>
+            <w:delText xml:space="preserve">test statistic</w:delText>
+          </w:r>
+        </w:del>
+      </w:hyperlink>
+      <w:del w:id="35" w:author="PR Preview" w:date="2026-01-01T00:00:00Z">
+        <w:r>
+          <w:delText xml:space="preserve"> </w:delText>
+        </w:r>
+      </w:del>
+      <m:oMath>
+        <m:r>
+          <m:t>T</m:t>
+        </m:r>
+      </m:oMath>
+      <w:del w:id="36" w:author="PR Preview" w:date="2026-01-01T00:00:00Z">
+        <w:r>
+          <w:delText xml:space="preserve"> </w:delText>
+        </w:r>
+      </w:del>
+      <w:del w:id="37" w:author="PR Preview" w:date="2026-01-01T00:00:00Z">
+        <w:r>
+          <w:delText xml:space="preserve">whose observed value is</w:delText>
+        </w:r>
+      </w:del>
+      <w:del w:id="38" w:author="PR Preview" w:date="2026-01-01T00:00:00Z">
+        <w:r>
+          <w:delText xml:space="preserve"> </w:delText>
+        </w:r>
+      </w:del>
+      <m:oMath>
+        <m:r>
+          <m:t>t</m:t>
+        </m:r>
+      </m:oMath>
+      <w:del w:id="39" w:author="PR Preview" w:date="2026-01-01T00:00:00Z">
+        <w:r>
+          <w:delText xml:space="preserve">,</w:delText>
+        </w:r>
+      </w:del>
+      <w:del w:id="40" w:author="PR Preview" w:date="2026-01-01T00:00:00Z">
+        <w:r>
+          <w:delText xml:space="preserve"> </w:delText>
+        </w:r>
+      </w:del>
+      <w:del w:id="41" w:author="PR Preview" w:date="2026-01-01T00:00:00Z">
+        <w:r>
+          <w:delText xml:space="preserve">the</w:delText>
+        </w:r>
+      </w:del>
+      <w:del w:id="42" w:author="PR Preview" w:date="2026-01-01T00:00:00Z">
+        <w:r>
+          <w:delText xml:space="preserve"> </w:delText>
+        </w:r>
+      </w:del>
+      <w:del w:id="43" w:author="PR Preview" w:date="2026-01-01T00:00:00Z">
         <w:r>
           <w:rPr>
-            <w:rStyle w:val="Hyperlink"/>
+            <w:b/>
+            <w:bCs/>
           </w:rPr>
-          <w:t xml:space="preserve">test statistic</w:t>
-        </w:r>
+          <w:delText xml:space="preserve">p-value</w:delText>
+        </w:r>
+      </w:del>
+      <w:del w:id="44" w:author="PR Preview" w:date="2026-01-01T00:00:00Z">
+        <w:r>
+          <w:delText xml:space="preserve"> </w:delText>
+        </w:r>
+      </w:del>
+      <w:del w:id="45" w:author="PR Preview" w:date="2026-01-01T00:00:00Z">
+        <w:r>
+          <w:delText xml:space="preserve">is the probability</w:delText>
+        </w:r>
+      </w:del>
+      <w:del w:id="46" w:author="PR Preview" w:date="2026-01-01T00:00:00Z">
+        <w:r>
+          <w:delText xml:space="preserve"> </w:delText>
+        </w:r>
+      </w:del>
+      <w:del w:id="47" w:author="PR Preview" w:date="2026-01-01T00:00:00Z">
+        <w:r>
+          <w:delText xml:space="preserve">that</w:delText>
+        </w:r>
+      </w:del>
+      <w:del w:id="48" w:author="PR Preview" w:date="2026-01-01T00:00:00Z">
+        <w:r>
+          <w:delText xml:space="preserve"> </w:delText>
+        </w:r>
+      </w:del>
+      <m:oMath>
+        <m:r>
+          <m:t>T</m:t>
+        </m:r>
+      </m:oMath>
+      <w:del w:id="49" w:author="PR Preview" w:date="2026-01-01T00:00:00Z">
+        <w:r>
+          <w:delText xml:space="preserve"> </w:delText>
+        </w:r>
+      </w:del>
+      <w:del w:id="50" w:author="PR Preview" w:date="2026-01-01T00:00:00Z">
+        <w:r>
+          <w:delText xml:space="preserve">is at least as extreme as the value observed,</w:delText>
+        </w:r>
+      </w:del>
+      <w:del w:id="51" w:author="PR Preview" w:date="2026-01-01T00:00:00Z">
+        <w:r>
+          <w:delText xml:space="preserve"> </w:delText>
+        </w:r>
+      </w:del>
+      <w:del w:id="52" w:author="PR Preview" w:date="2026-01-01T00:00:00Z">
+        <w:r>
+          <w:delText xml:space="preserve">computed with the data distributed as the null hypothesis specifies</w:delText>
+        </w:r>
+      </w:del>
+      <w:del w:id="53" w:author="PR Preview" w:date="2026-01-01T00:00:00Z">
+        <w:r>
+          <w:delText xml:space="preserve"> </w:delText>
+        </w:r>
+      </w:del>
+      <w:del w:id="54" w:author="PR Preview" w:date="2026-01-01T00:00:00Z">
+        <w:r>
+          <w:delText xml:space="preserve">[5]</w:delText>
+        </w:r>
+      </w:del>
+      <w:del w:id="55" w:author="PR Preview" w:date="2026-01-01T00:00:00Z">
+        <w:r>
+          <w:delText xml:space="preserve">:</w:delText>
+        </w:r>
+      </w:del>
+    </w:p>
+    <w:p>
+      <w:pPr>
+        <w:pStyle w:val="BodyText"/>
+      </w:pPr>
+      <w:ins w:id="56" w:author="PR Preview" w:date="2026-01-01T00:00:00Z">
+        <w:r>
+          <w:rPr>
+            <w:b/>
+            <w:bCs/>
+          </w:rPr>
+          <w:t xml:space="preserve">Definition 6 (p-value)</w:t>
+        </w:r>
+      </w:ins>
+      <w:ins w:id="57" w:author="PR Preview" w:date="2026-01-01T00:00:00Z">
+        <w:r>
+          <w:t xml:space="preserve"> </w:t>
+        </w:r>
+      </w:ins>
+      <w:ins w:id="58" w:author="PR Preview" w:date="2026-01-01T00:00:00Z">
+        <w:r>
+          <w:t xml:space="preserve">Given a</w:t>
+        </w:r>
+      </w:ins>
+      <w:ins w:id="59" w:author="PR Preview" w:date="2026-01-01T00:00:00Z">
+        <w:r>
+          <w:t xml:space="preserve"> </w:t>
+        </w:r>
+      </w:ins>
+      <w:hyperlink w:anchor="def-test-statistic">
+        <w:ins w:id="60" w:author="PR Preview" w:date="2026-01-01T00:00:00Z">
+          <w:r>
+            <w:rPr>
+              <w:rStyle w:val="Hyperlink"/>
+            </w:rPr>
+            <w:t xml:space="preserve">test statistic</w:t>
+          </w:r>
+        </w:ins>
       </w:hyperlink>
-      <w:r>
-        <w:t xml:space="preserve"> </w:t>
-      </w:r>
+      <w:ins w:id="61" w:author="PR Preview" w:date="2026-01-01T00:00:00Z">
+        <w:r>
+          <w:t xml:space="preserve"> </w:t>
+        </w:r>
+      </w:ins>
       <m:oMath>
         <m:r>
           <m:t>T</m:t>
         </m:r>
       </m:oMath>
-      <w:r>
-        <w:t xml:space="preserve"> </w:t>
-      </w:r>
-      <w:r>
-        <w:t xml:space="preserve">whose observed value is</w:t>
-      </w:r>
-      <w:r>
-        <w:t xml:space="preserve"> </w:t>
-      </w:r>
+      <w:ins w:id="62" w:author="PR Preview" w:date="2026-01-01T00:00:00Z">
+        <w:r>
+          <w:t xml:space="preserve"> </w:t>
+        </w:r>
+      </w:ins>
+      <w:ins w:id="63" w:author="PR Preview" w:date="2026-01-01T00:00:00Z">
+        <w:r>
+          <w:t xml:space="preserve">whose observed value is</w:t>
+        </w:r>
+      </w:ins>
+      <w:ins w:id="64" w:author="PR Preview" w:date="2026-01-01T00:00:00Z">
+        <w:r>
+          <w:t xml:space="preserve"> </w:t>
+        </w:r>
+      </w:ins>
       <m:oMath>
         <m:r>
           <m:t>t</m:t>
         </m:r>
       </m:oMath>
-      <w:r>
-        <w:t xml:space="preserve">,</w:t>
-      </w:r>
-      <w:r>
-        <w:t xml:space="preserve"> </w:t>
-      </w:r>
-      <w:r>
-        <w:t xml:space="preserve">the</w:t>
-      </w:r>
-      <w:r>
-        <w:t xml:space="preserve"> </w:t>
-      </w:r>
-      <w:r>
-        <w:rPr>
-          <w:b/>
-          <w:bCs/>
-        </w:rPr>
-        <w:t xml:space="preserve">p-value</w:t>
-      </w:r>
-      <w:r>
-        <w:t xml:space="preserve"> </w:t>
-      </w:r>
-      <w:r>
-        <w:t xml:space="preserve">is the probability</w:t>
-      </w:r>
-      <w:r>
-        <w:t xml:space="preserve"> </w:t>
-      </w:r>
-      <w:r>
-        <w:t xml:space="preserve">that</w:t>
-      </w:r>
-      <w:r>
-        <w:t xml:space="preserve"> </w:t>
-      </w:r>
+      <w:ins w:id="65" w:author="PR Preview" w:date="2026-01-01T00:00:00Z">
+        <w:r>
+          <w:t xml:space="preserve">,</w:t>
+        </w:r>
+      </w:ins>
+      <w:ins w:id="66" w:author="PR Preview" w:date="2026-01-01T00:00:00Z">
+        <w:r>
+          <w:t xml:space="preserve"> </w:t>
+        </w:r>
+      </w:ins>
+      <w:ins w:id="67" w:author="PR Preview" w:date="2026-01-01T00:00:00Z">
+        <w:r>
+          <w:t xml:space="preserve">the</w:t>
+        </w:r>
+      </w:ins>
+      <w:ins w:id="68" w:author="PR Preview" w:date="2026-01-01T00:00:00Z">
+        <w:r>
+          <w:t xml:space="preserve"> </w:t>
+        </w:r>
+      </w:ins>
+      <w:ins w:id="69" w:author="PR Preview" w:date="2026-01-01T00:00:00Z">
+        <w:r>
+          <w:rPr>
+            <w:b/>
+            <w:bCs/>
+          </w:rPr>
+          <w:t xml:space="preserve">p-value</w:t>
+        </w:r>
+      </w:ins>
+      <w:ins w:id="70" w:author="PR Preview" w:date="2026-01-01T00:00:00Z">
+        <w:r>
+          <w:t xml:space="preserve"> </w:t>
+        </w:r>
+      </w:ins>
+      <w:ins w:id="71" w:author="PR Preview" w:date="2026-01-01T00:00:00Z">
+        <w:r>
+          <w:t xml:space="preserve">is the probability</w:t>
+        </w:r>
+      </w:ins>
+      <w:ins w:id="72" w:author="PR Preview" w:date="2026-01-01T00:00:00Z">
+        <w:r>
+          <w:t xml:space="preserve"> </w:t>
+        </w:r>
+      </w:ins>
+      <w:ins w:id="73" w:author="PR Preview" w:date="2026-01-01T00:00:00Z">
+        <w:r>
+          <w:t xml:space="preserve">that</w:t>
+        </w:r>
+      </w:ins>
+      <w:ins w:id="74" w:author="PR Preview" w:date="2026-01-01T00:00:00Z">
+        <w:r>
+          <w:t xml:space="preserve"> </w:t>
+        </w:r>
+      </w:ins>
       <m:oMath>
         <m:r>
           <m:t>T</m:t>
         </m:r>
       </m:oMath>
-      <w:r>
-        <w:t xml:space="preserve"> </w:t>
-      </w:r>
-      <w:r>
-        <w:t xml:space="preserve">is at least as extreme as the value observed,</w:t>
-      </w:r>
-      <w:r>
-        <w:t xml:space="preserve"> </w:t>
-      </w:r>
-      <w:r>
-        <w:t xml:space="preserve">computed with the data distributed as the null hypothesis specifies</w:t>
-      </w:r>
-      <w:r>
-        <w:t xml:space="preserve"> </w:t>
-      </w:r>
-      <w:r>
-        <w:t xml:space="preserve">[5]</w:t>
-      </w:r>
-      <w:r>
-        <w:t xml:space="preserve">:</w:t>
-      </w:r>
+      <w:ins w:id="75" w:author="PR Preview" w:date="2026-01-01T00:00:00Z">
+        <w:r>
+          <w:t xml:space="preserve"> </w:t>
+        </w:r>
+      </w:ins>
+      <w:ins w:id="76" w:author="PR Preview" w:date="2026-01-01T00:00:00Z">
+        <w:r>
+          <w:t xml:space="preserve">is at least as extreme as the value observed,</w:t>
+        </w:r>
+      </w:ins>
+      <w:ins w:id="77" w:author="PR Preview" w:date="2026-01-01T00:00:00Z">
+        <w:r>
+          <w:t xml:space="preserve"> </w:t>
+        </w:r>
+      </w:ins>
+      <w:ins w:id="78" w:author="PR Preview" w:date="2026-01-01T00:00:00Z">
+        <w:r>
+          <w:t xml:space="preserve">computed with the data distributed as the</w:t>
+        </w:r>
+      </w:ins>
+      <w:ins w:id="79" w:author="PR Preview" w:date="2026-01-01T00:00:00Z">
+        <w:r>
+          <w:t xml:space="preserve"> </w:t>
+        </w:r>
+      </w:ins>
+      <w:hyperlink w:anchor="def-null-hypothesis">
+        <w:ins w:id="80" w:author="PR Preview" w:date="2026-01-01T00:00:00Z">
+          <w:r>
+            <w:rPr>
+              <w:rStyle w:val="Hyperlink"/>
+            </w:rPr>
+            <w:t xml:space="preserve">null hypothesis</w:t>
+          </w:r>
+        </w:ins>
+      </w:hyperlink>
+      <w:ins w:id="81" w:author="PR Preview" w:date="2026-01-01T00:00:00Z">
+        <w:r>
+          <w:t xml:space="preserve"> </w:t>
+        </w:r>
+      </w:ins>
+      <w:ins w:id="82" w:author="PR Preview" w:date="2026-01-01T00:00:00Z">
+        <w:r>
+          <w:t xml:space="preserve">specifies:</w:t>
+        </w:r>
+      </w:ins>
     </w:p>
     <w:p>
       <w:pPr>
@@ -5378,22 +5720,30 @@
       <w:pPr>
         <w:pStyle w:val="FirstParagraph"/>
       </w:pPr>
-      <w:r>
-        <w:rPr>
-          <w:b/>
-          <w:bCs/>
-        </w:rPr>
-        <w:t xml:space="preserve">Definition 12 (Confidence interval)</w:t>
-      </w:r>
-      <w:r>
-        <w:t xml:space="preserve"> </w:t>
-      </w:r>
-      <w:r>
-        <w:t xml:space="preserve">A</w:t>
-      </w:r>
-      <w:r>
-        <w:t xml:space="preserve"> </w:t>
-      </w:r>
+      <w:del w:id="83" w:author="PR Preview" w:date="2026-01-01T00:00:00Z">
+        <w:r>
+          <w:rPr>
+            <w:b/>
+            <w:bCs/>
+          </w:rPr>
+          <w:delText xml:space="preserve">Definition 12 (Confidence interval)</w:delText>
+        </w:r>
+      </w:del>
+      <w:del w:id="84" w:author="PR Preview" w:date="2026-01-01T00:00:00Z">
+        <w:r>
+          <w:delText xml:space="preserve"> </w:delText>
+        </w:r>
+      </w:del>
+      <w:del w:id="85" w:author="PR Preview" w:date="2026-01-01T00:00:00Z">
+        <w:r>
+          <w:delText xml:space="preserve">A</w:delText>
+        </w:r>
+      </w:del>
+      <w:del w:id="86" w:author="PR Preview" w:date="2026-01-01T00:00:00Z">
+        <w:r>
+          <w:delText xml:space="preserve"> </w:delText>
+        </w:r>
+      </w:del>
       <m:oMath>
         <m:r>
           <m:t>100</m:t>
@@ -5429,84 +5779,288 @@
           <m:t>%</m:t>
         </m:r>
       </m:oMath>
-      <w:r>
-        <w:t xml:space="preserve"> </w:t>
-      </w:r>
-      <w:r>
-        <w:rPr>
-          <w:b/>
-          <w:bCs/>
-        </w:rPr>
-        <w:t xml:space="preserve">confidence interval</w:t>
-      </w:r>
-      <w:r>
-        <w:t xml:space="preserve"> </w:t>
-      </w:r>
-      <w:r>
-        <w:t xml:space="preserve">for a parameter</w:t>
-      </w:r>
-      <w:r>
-        <w:t xml:space="preserve"> </w:t>
-      </w:r>
+      <w:del w:id="87" w:author="PR Preview" w:date="2026-01-01T00:00:00Z">
+        <w:r>
+          <w:delText xml:space="preserve"> </w:delText>
+        </w:r>
+      </w:del>
+      <w:del w:id="88" w:author="PR Preview" w:date="2026-01-01T00:00:00Z">
+        <w:r>
+          <w:rPr>
+            <w:b/>
+            <w:bCs/>
+          </w:rPr>
+          <w:delText xml:space="preserve">confidence interval</w:delText>
+        </w:r>
+      </w:del>
+      <w:del w:id="89" w:author="PR Preview" w:date="2026-01-01T00:00:00Z">
+        <w:r>
+          <w:delText xml:space="preserve"> </w:delText>
+        </w:r>
+      </w:del>
+      <w:del w:id="90" w:author="PR Preview" w:date="2026-01-01T00:00:00Z">
+        <w:r>
+          <w:delText xml:space="preserve">for a parameter</w:delText>
+        </w:r>
+      </w:del>
+      <w:del w:id="91" w:author="PR Preview" w:date="2026-01-01T00:00:00Z">
+        <w:r>
+          <w:delText xml:space="preserve"> </w:delText>
+        </w:r>
+      </w:del>
       <m:oMath>
         <m:r>
           <m:t>θ</m:t>
         </m:r>
       </m:oMath>
-      <w:r>
-        <w:t xml:space="preserve"> </w:t>
-      </w:r>
-      <w:r>
-        <w:t xml:space="preserve">is a pair of statistics</w:t>
-      </w:r>
-      <w:r>
-        <w:t xml:space="preserve"> </w:t>
-      </w:r>
+      <w:del w:id="92" w:author="PR Preview" w:date="2026-01-01T00:00:00Z">
+        <w:r>
+          <w:delText xml:space="preserve"> </w:delText>
+        </w:r>
+      </w:del>
+      <w:del w:id="93" w:author="PR Preview" w:date="2026-01-01T00:00:00Z">
+        <w:r>
+          <w:delText xml:space="preserve">is a pair of statistics</w:delText>
+        </w:r>
+      </w:del>
+      <w:del w:id="94" w:author="PR Preview" w:date="2026-01-01T00:00:00Z">
+        <w:r>
+          <w:delText xml:space="preserve"> </w:delText>
+        </w:r>
+      </w:del>
       <m:oMath>
         <m:r>
           <m:t>L</m:t>
         </m:r>
       </m:oMath>
-      <w:r>
-        <w:t xml:space="preserve"> </w:t>
-      </w:r>
-      <w:r>
-        <w:t xml:space="preserve">and</w:t>
-      </w:r>
-      <w:r>
-        <w:t xml:space="preserve"> </w:t>
-      </w:r>
+      <w:del w:id="95" w:author="PR Preview" w:date="2026-01-01T00:00:00Z">
+        <w:r>
+          <w:delText xml:space="preserve"> </w:delText>
+        </w:r>
+      </w:del>
+      <w:del w:id="96" w:author="PR Preview" w:date="2026-01-01T00:00:00Z">
+        <w:r>
+          <w:delText xml:space="preserve">and</w:delText>
+        </w:r>
+      </w:del>
+      <w:del w:id="97" w:author="PR Preview" w:date="2026-01-01T00:00:00Z">
+        <w:r>
+          <w:delText xml:space="preserve"> </w:delText>
+        </w:r>
+      </w:del>
       <m:oMath>
         <m:r>
           <m:t>U</m:t>
         </m:r>
       </m:oMath>
-      <w:r>
-        <w:t xml:space="preserve">, computed from the data,</w:t>
-      </w:r>
-      <w:r>
-        <w:t xml:space="preserve"> </w:t>
-      </w:r>
-      <w:r>
-        <w:t xml:space="preserve">such that for every possible value of</w:t>
-      </w:r>
-      <w:r>
-        <w:t xml:space="preserve"> </w:t>
-      </w:r>
+      <w:del w:id="98" w:author="PR Preview" w:date="2026-01-01T00:00:00Z">
+        <w:r>
+          <w:delText xml:space="preserve">, computed from the data,</w:delText>
+        </w:r>
+      </w:del>
+      <w:del w:id="99" w:author="PR Preview" w:date="2026-01-01T00:00:00Z">
+        <w:r>
+          <w:delText xml:space="preserve"> </w:delText>
+        </w:r>
+      </w:del>
+      <w:del w:id="100" w:author="PR Preview" w:date="2026-01-01T00:00:00Z">
+        <w:r>
+          <w:delText xml:space="preserve">such that for every possible value of</w:delText>
+        </w:r>
+      </w:del>
+      <w:del w:id="101" w:author="PR Preview" w:date="2026-01-01T00:00:00Z">
+        <w:r>
+          <w:delText xml:space="preserve"> </w:delText>
+        </w:r>
+      </w:del>
       <m:oMath>
         <m:r>
           <m:t>θ</m:t>
         </m:r>
       </m:oMath>
-      <w:r>
-        <w:t xml:space="preserve"> </w:t>
-      </w:r>
-      <w:r>
-        <w:t xml:space="preserve">[13]</w:t>
-      </w:r>
-      <w:r>
-        <w:t xml:space="preserve">:</w:t>
-      </w:r>
+      <w:del w:id="102" w:author="PR Preview" w:date="2026-01-01T00:00:00Z">
+        <w:r>
+          <w:delText xml:space="preserve"> </w:delText>
+        </w:r>
+      </w:del>
+      <w:del w:id="103" w:author="PR Preview" w:date="2026-01-01T00:00:00Z">
+        <w:r>
+          <w:delText xml:space="preserve">[13]</w:delText>
+        </w:r>
+      </w:del>
+      <w:del w:id="104" w:author="PR Preview" w:date="2026-01-01T00:00:00Z">
+        <w:r>
+          <w:delText xml:space="preserve">:</w:delText>
+        </w:r>
+      </w:del>
+    </w:p>
+    <w:p>
+      <w:pPr>
+        <w:pStyle w:val="FirstParagraph"/>
+      </w:pPr>
+      <w:ins w:id="105" w:author="PR Preview" w:date="2026-01-01T00:00:00Z">
+        <w:r>
+          <w:rPr>
+            <w:b/>
+            <w:bCs/>
+          </w:rPr>
+          <w:t xml:space="preserve">Definition 12 (Confidence interval)</w:t>
+        </w:r>
+      </w:ins>
+      <w:ins w:id="106" w:author="PR Preview" w:date="2026-01-01T00:00:00Z">
+        <w:r>
+          <w:t xml:space="preserve"> </w:t>
+        </w:r>
+      </w:ins>
+      <w:ins w:id="107" w:author="PR Preview" w:date="2026-01-01T00:00:00Z">
+        <w:r>
+          <w:t xml:space="preserve">A</w:t>
+        </w:r>
+      </w:ins>
+      <w:ins w:id="108" w:author="PR Preview" w:date="2026-01-01T00:00:00Z">
+        <w:r>
+          <w:t xml:space="preserve"> </w:t>
+        </w:r>
+      </w:ins>
+      <m:oMath>
+        <m:r>
+          <m:t>100</m:t>
+        </m:r>
+        <m:r>
+          <m:rPr>
+            <m:sty m:val="p"/>
+          </m:rPr>
+          <m:t>(</m:t>
+        </m:r>
+        <m:r>
+          <m:t>1</m:t>
+        </m:r>
+        <m:r>
+          <m:rPr>
+            <m:sty m:val="p"/>
+          </m:rPr>
+          <m:t>−</m:t>
+        </m:r>
+        <m:r>
+          <m:t>α</m:t>
+        </m:r>
+        <m:r>
+          <m:rPr>
+            <m:sty m:val="p"/>
+          </m:rPr>
+          <m:t>)</m:t>
+        </m:r>
+        <m:r>
+          <m:rPr>
+            <m:sty m:val="p"/>
+          </m:rPr>
+          <m:t>%</m:t>
+        </m:r>
+      </m:oMath>
+      <w:ins w:id="109" w:author="PR Preview" w:date="2026-01-01T00:00:00Z">
+        <w:r>
+          <w:t xml:space="preserve"> </w:t>
+        </w:r>
+      </w:ins>
+      <w:ins w:id="110" w:author="PR Preview" w:date="2026-01-01T00:00:00Z">
+        <w:r>
+          <w:rPr>
+            <w:b/>
+            <w:bCs/>
+          </w:rPr>
+          <w:t xml:space="preserve">confidence interval</w:t>
+        </w:r>
+      </w:ins>
+      <w:ins w:id="111" w:author="PR Preview" w:date="2026-01-01T00:00:00Z">
+        <w:r>
+          <w:t xml:space="preserve"> </w:t>
+        </w:r>
+      </w:ins>
+      <w:ins w:id="112" w:author="PR Preview" w:date="2026-01-01T00:00:00Z">
+        <w:r>
+          <w:t xml:space="preserve">for a parameter</w:t>
+        </w:r>
+      </w:ins>
+      <w:ins w:id="113" w:author="PR Preview" w:date="2026-01-01T00:00:00Z">
+        <w:r>
+          <w:t xml:space="preserve"> </w:t>
+        </w:r>
+      </w:ins>
+      <m:oMath>
+        <m:r>
+          <m:t>θ</m:t>
+        </m:r>
+      </m:oMath>
+      <w:ins w:id="114" w:author="PR Preview" w:date="2026-01-01T00:00:00Z">
+        <w:r>
+          <w:t xml:space="preserve"> </w:t>
+        </w:r>
+      </w:ins>
+      <w:ins w:id="115" w:author="PR Preview" w:date="2026-01-01T00:00:00Z">
+        <w:r>
+          <w:t xml:space="preserve">is a pair of statistics</w:t>
+        </w:r>
+      </w:ins>
+      <w:ins w:id="116" w:author="PR Preview" w:date="2026-01-01T00:00:00Z">
+        <w:r>
+          <w:t xml:space="preserve"> </w:t>
+        </w:r>
+      </w:ins>
+      <m:oMath>
+        <m:r>
+          <m:t>L</m:t>
+        </m:r>
+      </m:oMath>
+      <w:ins w:id="117" w:author="PR Preview" w:date="2026-01-01T00:00:00Z">
+        <w:r>
+          <w:t xml:space="preserve"> </w:t>
+        </w:r>
+      </w:ins>
+      <w:ins w:id="118" w:author="PR Preview" w:date="2026-01-01T00:00:00Z">
+        <w:r>
+          <w:t xml:space="preserve">and</w:t>
+        </w:r>
+      </w:ins>
+      <w:ins w:id="119" w:author="PR Preview" w:date="2026-01-01T00:00:00Z">
+        <w:r>
+          <w:t xml:space="preserve"> </w:t>
+        </w:r>
+      </w:ins>
+      <m:oMath>
+        <m:r>
+          <m:t>U</m:t>
+        </m:r>
+      </m:oMath>
+      <w:ins w:id="120" w:author="PR Preview" w:date="2026-01-01T00:00:00Z">
+        <w:r>
+          <w:t xml:space="preserve">, computed from the data,</w:t>
+        </w:r>
+      </w:ins>
+      <w:ins w:id="121" w:author="PR Preview" w:date="2026-01-01T00:00:00Z">
+        <w:r>
+          <w:t xml:space="preserve"> </w:t>
+        </w:r>
+      </w:ins>
+      <w:ins w:id="122" w:author="PR Preview" w:date="2026-01-01T00:00:00Z">
+        <w:r>
+          <w:t xml:space="preserve">such that for every possible value of</w:t>
+        </w:r>
+      </w:ins>
+      <w:ins w:id="123" w:author="PR Preview" w:date="2026-01-01T00:00:00Z">
+        <w:r>
+          <w:t xml:space="preserve"> </w:t>
+        </w:r>
+      </w:ins>
+      <m:oMath>
+        <m:r>
+          <m:t>θ</m:t>
+        </m:r>
+      </m:oMath>
+      <w:ins w:id="124" w:author="PR Preview" w:date="2026-01-01T00:00:00Z">
+        <w:r>
+          <w:t xml:space="preserve">:</w:t>
+        </w:r>
+      </w:ins>
     </w:p>
     <w:p>
       <w:pPr>

--- a/pr-preview/pr-348/inference-handout-tracked-changes.docx
+++ b/pr-preview/pr-348/inference-handout-tracked-changes.docx
@@ -16,7 +16,7 @@
       </w:pPr>
       <w:del w:id="1" w:author="PR Preview" w:date="2026-01-01T00:00:00Z">
         <w:r>
-          <w:delText xml:space="preserve">Last modified: 2026-10-19 00:48:10 (PDT)</w:delText>
+          <w:delText xml:space="preserve">Last modified: 2026-10-19 01:04:06 (PDT)</w:delText>
         </w:r>
       </w:del>
     </w:p>
@@ -26,7 +26,7 @@
       </w:pPr>
       <w:ins w:id="2" w:author="PR Preview" w:date="2026-01-01T00:00:00Z">
         <w:r>
-          <w:t xml:space="preserve">Last modified: 2026-10-19 01:01:02 (PDT)</w:t>
+          <w:t xml:space="preserve">Last modified: 2026-10-19 01:23:15 (PDT)</w:t>
         </w:r>
       </w:ins>
     </w:p>
@@ -271,49 +271,35 @@
       <w:pPr>
         <w:pStyle w:val="FirstParagraph"/>
       </w:pPr>
-      <w:del w:id="3" w:author="PR Preview" w:date="2026-01-01T00:00:00Z">
-        <w:r>
-          <w:rPr>
-            <w:b/>
-            <w:bCs/>
-          </w:rPr>
-          <w:delText xml:space="preserve">Definition 2 (Null hypothesis)</w:delText>
-        </w:r>
-      </w:del>
-      <w:del w:id="4" w:author="PR Preview" w:date="2026-01-01T00:00:00Z">
-        <w:r>
-          <w:delText xml:space="preserve"> </w:delText>
-        </w:r>
-      </w:del>
-      <w:del w:id="5" w:author="PR Preview" w:date="2026-01-01T00:00:00Z">
-        <w:r>
-          <w:delText xml:space="preserve">The</w:delText>
-        </w:r>
-      </w:del>
-      <w:del w:id="6" w:author="PR Preview" w:date="2026-01-01T00:00:00Z">
-        <w:r>
-          <w:delText xml:space="preserve"> </w:delText>
-        </w:r>
-      </w:del>
-      <w:del w:id="7" w:author="PR Preview" w:date="2026-01-01T00:00:00Z">
-        <w:r>
-          <w:rPr>
-            <w:b/>
-            <w:bCs/>
-          </w:rPr>
-          <w:delText xml:space="preserve">null hypothesis</w:delText>
-        </w:r>
-      </w:del>
-      <w:del w:id="8" w:author="PR Preview" w:date="2026-01-01T00:00:00Z">
-        <w:r>
-          <w:delText xml:space="preserve">, written</w:delText>
-        </w:r>
-      </w:del>
-      <w:del w:id="9" w:author="PR Preview" w:date="2026-01-01T00:00:00Z">
-        <w:r>
-          <w:delText xml:space="preserve"> </w:delText>
-        </w:r>
-      </w:del>
+      <w:r>
+        <w:rPr>
+          <w:b/>
+          <w:bCs/>
+        </w:rPr>
+        <w:t xml:space="preserve">Definition 2 (Null hypothesis)</w:t>
+      </w:r>
+      <w:r>
+        <w:t xml:space="preserve"> </w:t>
+      </w:r>
+      <w:r>
+        <w:t xml:space="preserve">The</w:t>
+      </w:r>
+      <w:r>
+        <w:t xml:space="preserve"> </w:t>
+      </w:r>
+      <w:r>
+        <w:rPr>
+          <w:b/>
+          <w:bCs/>
+        </w:rPr>
+        <w:t xml:space="preserve">null hypothesis</w:t>
+      </w:r>
+      <w:r>
+        <w:t xml:space="preserve">, written</w:t>
+      </w:r>
+      <w:r>
+        <w:t xml:space="preserve"> </w:t>
+      </w:r>
       <m:oMath>
         <m:sSub>
           <m:e>
@@ -328,133 +314,21 @@
           </m:sub>
         </m:sSub>
       </m:oMath>
-      <w:del w:id="10" w:author="PR Preview" w:date="2026-01-01T00:00:00Z">
-        <w:r>
-          <w:delText xml:space="preserve">,</w:delText>
-        </w:r>
-      </w:del>
-      <w:del w:id="11" w:author="PR Preview" w:date="2026-01-01T00:00:00Z">
-        <w:r>
-          <w:delText xml:space="preserve"> </w:delText>
-        </w:r>
-      </w:del>
-      <w:del w:id="12" w:author="PR Preview" w:date="2026-01-01T00:00:00Z">
-        <w:r>
-          <w:delText xml:space="preserve">is a specific claim about the parameters of a statistical model,</w:delText>
-        </w:r>
-      </w:del>
-      <w:del w:id="13" w:author="PR Preview" w:date="2026-01-01T00:00:00Z">
-        <w:r>
-          <w:delText xml:space="preserve"> </w:delText>
-        </w:r>
-      </w:del>
-      <w:del w:id="14" w:author="PR Preview" w:date="2026-01-01T00:00:00Z">
-        <w:r>
-          <w:delText xml:space="preserve">which a hypothesis test assesses against the data</w:delText>
-        </w:r>
-      </w:del>
-      <w:del w:id="15" w:author="PR Preview" w:date="2026-01-01T00:00:00Z">
-        <w:r>
-          <w:delText xml:space="preserve"> </w:delText>
-        </w:r>
-      </w:del>
-      <w:del w:id="16" w:author="PR Preview" w:date="2026-01-01T00:00:00Z">
-        <w:r>
-          <w:delText xml:space="preserve">[2]</w:delText>
-        </w:r>
-      </w:del>
-      <w:del w:id="17" w:author="PR Preview" w:date="2026-01-01T00:00:00Z">
-        <w:r>
-          <w:delText xml:space="preserve">.</w:delText>
-        </w:r>
-      </w:del>
-    </w:p>
-    <w:p>
-      <w:pPr>
-        <w:pStyle w:val="FirstParagraph"/>
-      </w:pPr>
-      <w:ins w:id="18" w:author="PR Preview" w:date="2026-01-01T00:00:00Z">
-        <w:r>
-          <w:rPr>
-            <w:b/>
-            <w:bCs/>
-          </w:rPr>
-          <w:t xml:space="preserve">Definition 2 (Null hypothesis)</w:t>
-        </w:r>
-      </w:ins>
-      <w:ins w:id="19" w:author="PR Preview" w:date="2026-01-01T00:00:00Z">
-        <w:r>
-          <w:t xml:space="preserve"> </w:t>
-        </w:r>
-      </w:ins>
-      <w:ins w:id="20" w:author="PR Preview" w:date="2026-01-01T00:00:00Z">
-        <w:r>
-          <w:t xml:space="preserve">The</w:t>
-        </w:r>
-      </w:ins>
-      <w:ins w:id="21" w:author="PR Preview" w:date="2026-01-01T00:00:00Z">
-        <w:r>
-          <w:t xml:space="preserve"> </w:t>
-        </w:r>
-      </w:ins>
-      <w:ins w:id="22" w:author="PR Preview" w:date="2026-01-01T00:00:00Z">
-        <w:r>
-          <w:rPr>
-            <w:b/>
-            <w:bCs/>
-          </w:rPr>
-          <w:t xml:space="preserve">null hypothesis</w:t>
-        </w:r>
-      </w:ins>
-      <w:ins w:id="23" w:author="PR Preview" w:date="2026-01-01T00:00:00Z">
-        <w:r>
-          <w:t xml:space="preserve">, written</w:t>
-        </w:r>
-      </w:ins>
-      <w:ins w:id="24" w:author="PR Preview" w:date="2026-01-01T00:00:00Z">
-        <w:r>
-          <w:t xml:space="preserve"> </w:t>
-        </w:r>
-      </w:ins>
-      <m:oMath>
-        <m:sSub>
-          <m:e>
-            <m:r>
-              <m:t>H</m:t>
-            </m:r>
-          </m:e>
-          <m:sub>
-            <m:r>
-              <m:t>0</m:t>
-            </m:r>
-          </m:sub>
-        </m:sSub>
-      </m:oMath>
-      <w:ins w:id="25" w:author="PR Preview" w:date="2026-01-01T00:00:00Z">
-        <w:r>
-          <w:t xml:space="preserve">,</w:t>
-        </w:r>
-      </w:ins>
-      <w:ins w:id="26" w:author="PR Preview" w:date="2026-01-01T00:00:00Z">
-        <w:r>
-          <w:t xml:space="preserve"> </w:t>
-        </w:r>
-      </w:ins>
-      <w:ins w:id="27" w:author="PR Preview" w:date="2026-01-01T00:00:00Z">
-        <w:r>
-          <w:t xml:space="preserve">is a specific claim about the parameters of a statistical model,</w:t>
-        </w:r>
-      </w:ins>
-      <w:ins w:id="28" w:author="PR Preview" w:date="2026-01-01T00:00:00Z">
-        <w:r>
-          <w:t xml:space="preserve"> </w:t>
-        </w:r>
-      </w:ins>
-      <w:ins w:id="29" w:author="PR Preview" w:date="2026-01-01T00:00:00Z">
-        <w:r>
-          <w:t xml:space="preserve">which a hypothesis test assesses against the data.</w:t>
-        </w:r>
-      </w:ins>
+      <w:r>
+        <w:t xml:space="preserve">,</w:t>
+      </w:r>
+      <w:r>
+        <w:t xml:space="preserve"> </w:t>
+      </w:r>
+      <w:r>
+        <w:t xml:space="preserve">is a specific claim about the parameters of a statistical model,</w:t>
+      </w:r>
+      <w:r>
+        <w:t xml:space="preserve"> </w:t>
+      </w:r>
+      <w:r>
+        <w:t xml:space="preserve">which a hypothesis test assesses against the data.</w:t>
+      </w:r>
     </w:p>
     <w:p>
       <w:pPr>
@@ -1132,337 +1006,120 @@
       <w:pPr>
         <w:pStyle w:val="BodyText"/>
       </w:pPr>
-      <w:del w:id="30" w:author="PR Preview" w:date="2026-01-01T00:00:00Z">
+      <w:r>
+        <w:rPr>
+          <w:b/>
+          <w:bCs/>
+        </w:rPr>
+        <w:t xml:space="preserve">Definition 6 (p-value)</w:t>
+      </w:r>
+      <w:r>
+        <w:t xml:space="preserve"> </w:t>
+      </w:r>
+      <w:r>
+        <w:t xml:space="preserve">Given a</w:t>
+      </w:r>
+      <w:r>
+        <w:t xml:space="preserve"> </w:t>
+      </w:r>
+      <w:hyperlink w:anchor="def-test-statistic">
         <w:r>
           <w:rPr>
-            <w:b/>
-            <w:bCs/>
+            <w:rStyle w:val="Hyperlink"/>
           </w:rPr>
-          <w:delText xml:space="preserve">Definition 6 (p-value)</w:delText>
+          <w:t xml:space="preserve">test statistic</w:t>
         </w:r>
-      </w:del>
-      <w:del w:id="31" w:author="PR Preview" w:date="2026-01-01T00:00:00Z">
-        <w:r>
-          <w:delText xml:space="preserve"> </w:delText>
-        </w:r>
-      </w:del>
-      <w:del w:id="32" w:author="PR Preview" w:date="2026-01-01T00:00:00Z">
-        <w:r>
-          <w:delText xml:space="preserve">Given a</w:delText>
-        </w:r>
-      </w:del>
-      <w:del w:id="33" w:author="PR Preview" w:date="2026-01-01T00:00:00Z">
-        <w:r>
-          <w:delText xml:space="preserve"> </w:delText>
-        </w:r>
-      </w:del>
-      <w:hyperlink w:anchor="def-test-statistic">
-        <w:del w:id="34" w:author="PR Preview" w:date="2026-01-01T00:00:00Z">
-          <w:r>
-            <w:rPr>
-              <w:rStyle w:val="Hyperlink"/>
-            </w:rPr>
-            <w:delText xml:space="preserve">test statistic</w:delText>
-          </w:r>
-        </w:del>
       </w:hyperlink>
-      <w:del w:id="35" w:author="PR Preview" w:date="2026-01-01T00:00:00Z">
-        <w:r>
-          <w:delText xml:space="preserve"> </w:delText>
-        </w:r>
-      </w:del>
+      <w:r>
+        <w:t xml:space="preserve"> </w:t>
+      </w:r>
       <m:oMath>
         <m:r>
           <m:t>T</m:t>
         </m:r>
       </m:oMath>
-      <w:del w:id="36" w:author="PR Preview" w:date="2026-01-01T00:00:00Z">
-        <w:r>
-          <w:delText xml:space="preserve"> </w:delText>
-        </w:r>
-      </w:del>
-      <w:del w:id="37" w:author="PR Preview" w:date="2026-01-01T00:00:00Z">
-        <w:r>
-          <w:delText xml:space="preserve">whose observed value is</w:delText>
-        </w:r>
-      </w:del>
-      <w:del w:id="38" w:author="PR Preview" w:date="2026-01-01T00:00:00Z">
-        <w:r>
-          <w:delText xml:space="preserve"> </w:delText>
-        </w:r>
-      </w:del>
+      <w:r>
+        <w:t xml:space="preserve"> </w:t>
+      </w:r>
+      <w:r>
+        <w:t xml:space="preserve">whose observed value is</w:t>
+      </w:r>
+      <w:r>
+        <w:t xml:space="preserve"> </w:t>
+      </w:r>
       <m:oMath>
         <m:r>
           <m:t>t</m:t>
         </m:r>
       </m:oMath>
-      <w:del w:id="39" w:author="PR Preview" w:date="2026-01-01T00:00:00Z">
-        <w:r>
-          <w:delText xml:space="preserve">,</w:delText>
-        </w:r>
-      </w:del>
-      <w:del w:id="40" w:author="PR Preview" w:date="2026-01-01T00:00:00Z">
-        <w:r>
-          <w:delText xml:space="preserve"> </w:delText>
-        </w:r>
-      </w:del>
-      <w:del w:id="41" w:author="PR Preview" w:date="2026-01-01T00:00:00Z">
-        <w:r>
-          <w:delText xml:space="preserve">the</w:delText>
-        </w:r>
-      </w:del>
-      <w:del w:id="42" w:author="PR Preview" w:date="2026-01-01T00:00:00Z">
-        <w:r>
-          <w:delText xml:space="preserve"> </w:delText>
-        </w:r>
-      </w:del>
-      <w:del w:id="43" w:author="PR Preview" w:date="2026-01-01T00:00:00Z">
+      <w:r>
+        <w:t xml:space="preserve">,</w:t>
+      </w:r>
+      <w:r>
+        <w:t xml:space="preserve"> </w:t>
+      </w:r>
+      <w:r>
+        <w:t xml:space="preserve">the</w:t>
+      </w:r>
+      <w:r>
+        <w:t xml:space="preserve"> </w:t>
+      </w:r>
+      <w:r>
+        <w:rPr>
+          <w:b/>
+          <w:bCs/>
+        </w:rPr>
+        <w:t xml:space="preserve">p-value</w:t>
+      </w:r>
+      <w:r>
+        <w:t xml:space="preserve"> </w:t>
+      </w:r>
+      <w:r>
+        <w:t xml:space="preserve">is the probability</w:t>
+      </w:r>
+      <w:r>
+        <w:t xml:space="preserve"> </w:t>
+      </w:r>
+      <w:r>
+        <w:t xml:space="preserve">that</w:t>
+      </w:r>
+      <w:r>
+        <w:t xml:space="preserve"> </w:t>
+      </w:r>
+      <m:oMath>
+        <m:r>
+          <m:t>T</m:t>
+        </m:r>
+      </m:oMath>
+      <w:r>
+        <w:t xml:space="preserve"> </w:t>
+      </w:r>
+      <w:r>
+        <w:t xml:space="preserve">is at least as extreme as the value observed,</w:t>
+      </w:r>
+      <w:r>
+        <w:t xml:space="preserve"> </w:t>
+      </w:r>
+      <w:r>
+        <w:t xml:space="preserve">computed with the data distributed as the</w:t>
+      </w:r>
+      <w:r>
+        <w:t xml:space="preserve"> </w:t>
+      </w:r>
+      <w:hyperlink w:anchor="def-null-hypothesis">
         <w:r>
           <w:rPr>
-            <w:b/>
-            <w:bCs/>
+            <w:rStyle w:val="Hyperlink"/>
           </w:rPr>
-          <w:delText xml:space="preserve">p-value</w:delText>
+          <w:t xml:space="preserve">null hypothesis</w:t>
         </w:r>
-      </w:del>
-      <w:del w:id="44" w:author="PR Preview" w:date="2026-01-01T00:00:00Z">
-        <w:r>
-          <w:delText xml:space="preserve"> </w:delText>
-        </w:r>
-      </w:del>
-      <w:del w:id="45" w:author="PR Preview" w:date="2026-01-01T00:00:00Z">
-        <w:r>
-          <w:delText xml:space="preserve">is the probability</w:delText>
-        </w:r>
-      </w:del>
-      <w:del w:id="46" w:author="PR Preview" w:date="2026-01-01T00:00:00Z">
-        <w:r>
-          <w:delText xml:space="preserve"> </w:delText>
-        </w:r>
-      </w:del>
-      <w:del w:id="47" w:author="PR Preview" w:date="2026-01-01T00:00:00Z">
-        <w:r>
-          <w:delText xml:space="preserve">that</w:delText>
-        </w:r>
-      </w:del>
-      <w:del w:id="48" w:author="PR Preview" w:date="2026-01-01T00:00:00Z">
-        <w:r>
-          <w:delText xml:space="preserve"> </w:delText>
-        </w:r>
-      </w:del>
-      <m:oMath>
-        <m:r>
-          <m:t>T</m:t>
-        </m:r>
-      </m:oMath>
-      <w:del w:id="49" w:author="PR Preview" w:date="2026-01-01T00:00:00Z">
-        <w:r>
-          <w:delText xml:space="preserve"> </w:delText>
-        </w:r>
-      </w:del>
-      <w:del w:id="50" w:author="PR Preview" w:date="2026-01-01T00:00:00Z">
-        <w:r>
-          <w:delText xml:space="preserve">is at least as extreme as the value observed,</w:delText>
-        </w:r>
-      </w:del>
-      <w:del w:id="51" w:author="PR Preview" w:date="2026-01-01T00:00:00Z">
-        <w:r>
-          <w:delText xml:space="preserve"> </w:delText>
-        </w:r>
-      </w:del>
-      <w:del w:id="52" w:author="PR Preview" w:date="2026-01-01T00:00:00Z">
-        <w:r>
-          <w:delText xml:space="preserve">computed with the data distributed as the null hypothesis specifies</w:delText>
-        </w:r>
-      </w:del>
-      <w:del w:id="53" w:author="PR Preview" w:date="2026-01-01T00:00:00Z">
-        <w:r>
-          <w:delText xml:space="preserve"> </w:delText>
-        </w:r>
-      </w:del>
-      <w:del w:id="54" w:author="PR Preview" w:date="2026-01-01T00:00:00Z">
-        <w:r>
-          <w:delText xml:space="preserve">[5]</w:delText>
-        </w:r>
-      </w:del>
-      <w:del w:id="55" w:author="PR Preview" w:date="2026-01-01T00:00:00Z">
-        <w:r>
-          <w:delText xml:space="preserve">:</w:delText>
-        </w:r>
-      </w:del>
-    </w:p>
-    <w:p>
-      <w:pPr>
-        <w:pStyle w:val="BodyText"/>
-      </w:pPr>
-      <w:ins w:id="56" w:author="PR Preview" w:date="2026-01-01T00:00:00Z">
-        <w:r>
-          <w:rPr>
-            <w:b/>
-            <w:bCs/>
-          </w:rPr>
-          <w:t xml:space="preserve">Definition 6 (p-value)</w:t>
-        </w:r>
-      </w:ins>
-      <w:ins w:id="57" w:author="PR Preview" w:date="2026-01-01T00:00:00Z">
-        <w:r>
-          <w:t xml:space="preserve"> </w:t>
-        </w:r>
-      </w:ins>
-      <w:ins w:id="58" w:author="PR Preview" w:date="2026-01-01T00:00:00Z">
-        <w:r>
-          <w:t xml:space="preserve">Given a</w:t>
-        </w:r>
-      </w:ins>
-      <w:ins w:id="59" w:author="PR Preview" w:date="2026-01-01T00:00:00Z">
-        <w:r>
-          <w:t xml:space="preserve"> </w:t>
-        </w:r>
-      </w:ins>
-      <w:hyperlink w:anchor="def-test-statistic">
-        <w:ins w:id="60" w:author="PR Preview" w:date="2026-01-01T00:00:00Z">
-          <w:r>
-            <w:rPr>
-              <w:rStyle w:val="Hyperlink"/>
-            </w:rPr>
-            <w:t xml:space="preserve">test statistic</w:t>
-          </w:r>
-        </w:ins>
       </w:hyperlink>
-      <w:ins w:id="61" w:author="PR Preview" w:date="2026-01-01T00:00:00Z">
-        <w:r>
-          <w:t xml:space="preserve"> </w:t>
-        </w:r>
-      </w:ins>
-      <m:oMath>
-        <m:r>
-          <m:t>T</m:t>
-        </m:r>
-      </m:oMath>
-      <w:ins w:id="62" w:author="PR Preview" w:date="2026-01-01T00:00:00Z">
-        <w:r>
-          <w:t xml:space="preserve"> </w:t>
-        </w:r>
-      </w:ins>
-      <w:ins w:id="63" w:author="PR Preview" w:date="2026-01-01T00:00:00Z">
-        <w:r>
-          <w:t xml:space="preserve">whose observed value is</w:t>
-        </w:r>
-      </w:ins>
-      <w:ins w:id="64" w:author="PR Preview" w:date="2026-01-01T00:00:00Z">
-        <w:r>
-          <w:t xml:space="preserve"> </w:t>
-        </w:r>
-      </w:ins>
-      <m:oMath>
-        <m:r>
-          <m:t>t</m:t>
-        </m:r>
-      </m:oMath>
-      <w:ins w:id="65" w:author="PR Preview" w:date="2026-01-01T00:00:00Z">
-        <w:r>
-          <w:t xml:space="preserve">,</w:t>
-        </w:r>
-      </w:ins>
-      <w:ins w:id="66" w:author="PR Preview" w:date="2026-01-01T00:00:00Z">
-        <w:r>
-          <w:t xml:space="preserve"> </w:t>
-        </w:r>
-      </w:ins>
-      <w:ins w:id="67" w:author="PR Preview" w:date="2026-01-01T00:00:00Z">
-        <w:r>
-          <w:t xml:space="preserve">the</w:t>
-        </w:r>
-      </w:ins>
-      <w:ins w:id="68" w:author="PR Preview" w:date="2026-01-01T00:00:00Z">
-        <w:r>
-          <w:t xml:space="preserve"> </w:t>
-        </w:r>
-      </w:ins>
-      <w:ins w:id="69" w:author="PR Preview" w:date="2026-01-01T00:00:00Z">
-        <w:r>
-          <w:rPr>
-            <w:b/>
-            <w:bCs/>
-          </w:rPr>
-          <w:t xml:space="preserve">p-value</w:t>
-        </w:r>
-      </w:ins>
-      <w:ins w:id="70" w:author="PR Preview" w:date="2026-01-01T00:00:00Z">
-        <w:r>
-          <w:t xml:space="preserve"> </w:t>
-        </w:r>
-      </w:ins>
-      <w:ins w:id="71" w:author="PR Preview" w:date="2026-01-01T00:00:00Z">
-        <w:r>
-          <w:t xml:space="preserve">is the probability</w:t>
-        </w:r>
-      </w:ins>
-      <w:ins w:id="72" w:author="PR Preview" w:date="2026-01-01T00:00:00Z">
-        <w:r>
-          <w:t xml:space="preserve"> </w:t>
-        </w:r>
-      </w:ins>
-      <w:ins w:id="73" w:author="PR Preview" w:date="2026-01-01T00:00:00Z">
-        <w:r>
-          <w:t xml:space="preserve">that</w:t>
-        </w:r>
-      </w:ins>
-      <w:ins w:id="74" w:author="PR Preview" w:date="2026-01-01T00:00:00Z">
-        <w:r>
-          <w:t xml:space="preserve"> </w:t>
-        </w:r>
-      </w:ins>
-      <m:oMath>
-        <m:r>
-          <m:t>T</m:t>
-        </m:r>
-      </m:oMath>
-      <w:ins w:id="75" w:author="PR Preview" w:date="2026-01-01T00:00:00Z">
-        <w:r>
-          <w:t xml:space="preserve"> </w:t>
-        </w:r>
-      </w:ins>
-      <w:ins w:id="76" w:author="PR Preview" w:date="2026-01-01T00:00:00Z">
-        <w:r>
-          <w:t xml:space="preserve">is at least as extreme as the value observed,</w:t>
-        </w:r>
-      </w:ins>
-      <w:ins w:id="77" w:author="PR Preview" w:date="2026-01-01T00:00:00Z">
-        <w:r>
-          <w:t xml:space="preserve"> </w:t>
-        </w:r>
-      </w:ins>
-      <w:ins w:id="78" w:author="PR Preview" w:date="2026-01-01T00:00:00Z">
-        <w:r>
-          <w:t xml:space="preserve">computed with the data distributed as the</w:t>
-        </w:r>
-      </w:ins>
-      <w:ins w:id="79" w:author="PR Preview" w:date="2026-01-01T00:00:00Z">
-        <w:r>
-          <w:t xml:space="preserve"> </w:t>
-        </w:r>
-      </w:ins>
-      <w:hyperlink w:anchor="def-null-hypothesis">
-        <w:ins w:id="80" w:author="PR Preview" w:date="2026-01-01T00:00:00Z">
-          <w:r>
-            <w:rPr>
-              <w:rStyle w:val="Hyperlink"/>
-            </w:rPr>
-            <w:t xml:space="preserve">null hypothesis</w:t>
-          </w:r>
-        </w:ins>
-      </w:hyperlink>
-      <w:ins w:id="81" w:author="PR Preview" w:date="2026-01-01T00:00:00Z">
-        <w:r>
-          <w:t xml:space="preserve"> </w:t>
-        </w:r>
-      </w:ins>
-      <w:ins w:id="82" w:author="PR Preview" w:date="2026-01-01T00:00:00Z">
-        <w:r>
-          <w:t xml:space="preserve">specifies:</w:t>
-        </w:r>
-      </w:ins>
+      <w:r>
+        <w:t xml:space="preserve"> </w:t>
+      </w:r>
+      <w:r>
+        <w:t xml:space="preserve">specifies:</w:t>
+      </w:r>
     </w:p>
     <w:p>
       <w:pPr>
@@ -5720,30 +5377,22 @@
       <w:pPr>
         <w:pStyle w:val="FirstParagraph"/>
       </w:pPr>
-      <w:del w:id="83" w:author="PR Preview" w:date="2026-01-01T00:00:00Z">
-        <w:r>
-          <w:rPr>
-            <w:b/>
-            <w:bCs/>
-          </w:rPr>
-          <w:delText xml:space="preserve">Definition 12 (Confidence interval)</w:delText>
-        </w:r>
-      </w:del>
-      <w:del w:id="84" w:author="PR Preview" w:date="2026-01-01T00:00:00Z">
-        <w:r>
-          <w:delText xml:space="preserve"> </w:delText>
-        </w:r>
-      </w:del>
-      <w:del w:id="85" w:author="PR Preview" w:date="2026-01-01T00:00:00Z">
-        <w:r>
-          <w:delText xml:space="preserve">A</w:delText>
-        </w:r>
-      </w:del>
-      <w:del w:id="86" w:author="PR Preview" w:date="2026-01-01T00:00:00Z">
-        <w:r>
-          <w:delText xml:space="preserve"> </w:delText>
-        </w:r>
-      </w:del>
+      <w:r>
+        <w:rPr>
+          <w:b/>
+          <w:bCs/>
+        </w:rPr>
+        <w:t xml:space="preserve">Definition 12 (Confidence interval)</w:t>
+      </w:r>
+      <w:r>
+        <w:t xml:space="preserve"> </w:t>
+      </w:r>
+      <w:r>
+        <w:t xml:space="preserve">A</w:t>
+      </w:r>
+      <w:r>
+        <w:t xml:space="preserve"> </w:t>
+      </w:r>
       <m:oMath>
         <m:r>
           <m:t>100</m:t>
@@ -5779,288 +5428,78 @@
           <m:t>%</m:t>
         </m:r>
       </m:oMath>
-      <w:del w:id="87" w:author="PR Preview" w:date="2026-01-01T00:00:00Z">
-        <w:r>
-          <w:delText xml:space="preserve"> </w:delText>
-        </w:r>
-      </w:del>
-      <w:del w:id="88" w:author="PR Preview" w:date="2026-01-01T00:00:00Z">
-        <w:r>
-          <w:rPr>
-            <w:b/>
-            <w:bCs/>
-          </w:rPr>
-          <w:delText xml:space="preserve">confidence interval</w:delText>
-        </w:r>
-      </w:del>
-      <w:del w:id="89" w:author="PR Preview" w:date="2026-01-01T00:00:00Z">
-        <w:r>
-          <w:delText xml:space="preserve"> </w:delText>
-        </w:r>
-      </w:del>
-      <w:del w:id="90" w:author="PR Preview" w:date="2026-01-01T00:00:00Z">
-        <w:r>
-          <w:delText xml:space="preserve">for a parameter</w:delText>
-        </w:r>
-      </w:del>
-      <w:del w:id="91" w:author="PR Preview" w:date="2026-01-01T00:00:00Z">
-        <w:r>
-          <w:delText xml:space="preserve"> </w:delText>
-        </w:r>
-      </w:del>
+      <w:r>
+        <w:t xml:space="preserve"> </w:t>
+      </w:r>
+      <w:r>
+        <w:rPr>
+          <w:b/>
+          <w:bCs/>
+        </w:rPr>
+        <w:t xml:space="preserve">confidence interval</w:t>
+      </w:r>
+      <w:r>
+        <w:t xml:space="preserve"> </w:t>
+      </w:r>
+      <w:r>
+        <w:t xml:space="preserve">for a parameter</w:t>
+      </w:r>
+      <w:r>
+        <w:t xml:space="preserve"> </w:t>
+      </w:r>
       <m:oMath>
         <m:r>
           <m:t>θ</m:t>
         </m:r>
       </m:oMath>
-      <w:del w:id="92" w:author="PR Preview" w:date="2026-01-01T00:00:00Z">
-        <w:r>
-          <w:delText xml:space="preserve"> </w:delText>
-        </w:r>
-      </w:del>
-      <w:del w:id="93" w:author="PR Preview" w:date="2026-01-01T00:00:00Z">
-        <w:r>
-          <w:delText xml:space="preserve">is a pair of statistics</w:delText>
-        </w:r>
-      </w:del>
-      <w:del w:id="94" w:author="PR Preview" w:date="2026-01-01T00:00:00Z">
-        <w:r>
-          <w:delText xml:space="preserve"> </w:delText>
-        </w:r>
-      </w:del>
+      <w:r>
+        <w:t xml:space="preserve"> </w:t>
+      </w:r>
+      <w:r>
+        <w:t xml:space="preserve">is a pair of statistics</w:t>
+      </w:r>
+      <w:r>
+        <w:t xml:space="preserve"> </w:t>
+      </w:r>
       <m:oMath>
         <m:r>
           <m:t>L</m:t>
         </m:r>
       </m:oMath>
-      <w:del w:id="95" w:author="PR Preview" w:date="2026-01-01T00:00:00Z">
-        <w:r>
-          <w:delText xml:space="preserve"> </w:delText>
-        </w:r>
-      </w:del>
-      <w:del w:id="96" w:author="PR Preview" w:date="2026-01-01T00:00:00Z">
-        <w:r>
-          <w:delText xml:space="preserve">and</w:delText>
-        </w:r>
-      </w:del>
-      <w:del w:id="97" w:author="PR Preview" w:date="2026-01-01T00:00:00Z">
-        <w:r>
-          <w:delText xml:space="preserve"> </w:delText>
-        </w:r>
-      </w:del>
+      <w:r>
+        <w:t xml:space="preserve"> </w:t>
+      </w:r>
+      <w:r>
+        <w:t xml:space="preserve">and</w:t>
+      </w:r>
+      <w:r>
+        <w:t xml:space="preserve"> </w:t>
+      </w:r>
       <m:oMath>
         <m:r>
           <m:t>U</m:t>
         </m:r>
       </m:oMath>
-      <w:del w:id="98" w:author="PR Preview" w:date="2026-01-01T00:00:00Z">
-        <w:r>
-          <w:delText xml:space="preserve">, computed from the data,</w:delText>
-        </w:r>
-      </w:del>
-      <w:del w:id="99" w:author="PR Preview" w:date="2026-01-01T00:00:00Z">
-        <w:r>
-          <w:delText xml:space="preserve"> </w:delText>
-        </w:r>
-      </w:del>
-      <w:del w:id="100" w:author="PR Preview" w:date="2026-01-01T00:00:00Z">
-        <w:r>
-          <w:delText xml:space="preserve">such that for every possible value of</w:delText>
-        </w:r>
-      </w:del>
-      <w:del w:id="101" w:author="PR Preview" w:date="2026-01-01T00:00:00Z">
-        <w:r>
-          <w:delText xml:space="preserve"> </w:delText>
-        </w:r>
-      </w:del>
+      <w:r>
+        <w:t xml:space="preserve">, computed from the data,</w:t>
+      </w:r>
+      <w:r>
+        <w:t xml:space="preserve"> </w:t>
+      </w:r>
+      <w:r>
+        <w:t xml:space="preserve">such that for every possible value of</w:t>
+      </w:r>
+      <w:r>
+        <w:t xml:space="preserve"> </w:t>
+      </w:r>
       <m:oMath>
         <m:r>
           <m:t>θ</m:t>
         </m:r>
       </m:oMath>
-      <w:del w:id="102" w:author="PR Preview" w:date="2026-01-01T00:00:00Z">
-        <w:r>
-          <w:delText xml:space="preserve"> </w:delText>
-        </w:r>
-      </w:del>
-      <w:del w:id="103" w:author="PR Preview" w:date="2026-01-01T00:00:00Z">
-        <w:r>
-          <w:delText xml:space="preserve">[13]</w:delText>
-        </w:r>
-      </w:del>
-      <w:del w:id="104" w:author="PR Preview" w:date="2026-01-01T00:00:00Z">
-        <w:r>
-          <w:delText xml:space="preserve">:</w:delText>
-        </w:r>
-      </w:del>
-    </w:p>
-    <w:p>
-      <w:pPr>
-        <w:pStyle w:val="FirstParagraph"/>
-      </w:pPr>
-      <w:ins w:id="105" w:author="PR Preview" w:date="2026-01-01T00:00:00Z">
-        <w:r>
-          <w:rPr>
-            <w:b/>
-            <w:bCs/>
-          </w:rPr>
-          <w:t xml:space="preserve">Definition 12 (Confidence interval)</w:t>
-        </w:r>
-      </w:ins>
-      <w:ins w:id="106" w:author="PR Preview" w:date="2026-01-01T00:00:00Z">
-        <w:r>
-          <w:t xml:space="preserve"> </w:t>
-        </w:r>
-      </w:ins>
-      <w:ins w:id="107" w:author="PR Preview" w:date="2026-01-01T00:00:00Z">
-        <w:r>
-          <w:t xml:space="preserve">A</w:t>
-        </w:r>
-      </w:ins>
-      <w:ins w:id="108" w:author="PR Preview" w:date="2026-01-01T00:00:00Z">
-        <w:r>
-          <w:t xml:space="preserve"> </w:t>
-        </w:r>
-      </w:ins>
-      <m:oMath>
-        <m:r>
-          <m:t>100</m:t>
-        </m:r>
-        <m:r>
-          <m:rPr>
-            <m:sty m:val="p"/>
-          </m:rPr>
-          <m:t>(</m:t>
-        </m:r>
-        <m:r>
-          <m:t>1</m:t>
-        </m:r>
-        <m:r>
-          <m:rPr>
-            <m:sty m:val="p"/>
-          </m:rPr>
-          <m:t>−</m:t>
-        </m:r>
-        <m:r>
-          <m:t>α</m:t>
-        </m:r>
-        <m:r>
-          <m:rPr>
-            <m:sty m:val="p"/>
-          </m:rPr>
-          <m:t>)</m:t>
-        </m:r>
-        <m:r>
-          <m:rPr>
-            <m:sty m:val="p"/>
-          </m:rPr>
-          <m:t>%</m:t>
-        </m:r>
-      </m:oMath>
-      <w:ins w:id="109" w:author="PR Preview" w:date="2026-01-01T00:00:00Z">
-        <w:r>
-          <w:t xml:space="preserve"> </w:t>
-        </w:r>
-      </w:ins>
-      <w:ins w:id="110" w:author="PR Preview" w:date="2026-01-01T00:00:00Z">
-        <w:r>
-          <w:rPr>
-            <w:b/>
-            <w:bCs/>
-          </w:rPr>
-          <w:t xml:space="preserve">confidence interval</w:t>
-        </w:r>
-      </w:ins>
-      <w:ins w:id="111" w:author="PR Preview" w:date="2026-01-01T00:00:00Z">
-        <w:r>
-          <w:t xml:space="preserve"> </w:t>
-        </w:r>
-      </w:ins>
-      <w:ins w:id="112" w:author="PR Preview" w:date="2026-01-01T00:00:00Z">
-        <w:r>
-          <w:t xml:space="preserve">for a parameter</w:t>
-        </w:r>
-      </w:ins>
-      <w:ins w:id="113" w:author="PR Preview" w:date="2026-01-01T00:00:00Z">
-        <w:r>
-          <w:t xml:space="preserve"> </w:t>
-        </w:r>
-      </w:ins>
-      <m:oMath>
-        <m:r>
-          <m:t>θ</m:t>
-        </m:r>
-      </m:oMath>
-      <w:ins w:id="114" w:author="PR Preview" w:date="2026-01-01T00:00:00Z">
-        <w:r>
-          <w:t xml:space="preserve"> </w:t>
-        </w:r>
-      </w:ins>
-      <w:ins w:id="115" w:author="PR Preview" w:date="2026-01-01T00:00:00Z">
-        <w:r>
-          <w:t xml:space="preserve">is a pair of statistics</w:t>
-        </w:r>
-      </w:ins>
-      <w:ins w:id="116" w:author="PR Preview" w:date="2026-01-01T00:00:00Z">
-        <w:r>
-          <w:t xml:space="preserve"> </w:t>
-        </w:r>
-      </w:ins>
-      <m:oMath>
-        <m:r>
-          <m:t>L</m:t>
-        </m:r>
-      </m:oMath>
-      <w:ins w:id="117" w:author="PR Preview" w:date="2026-01-01T00:00:00Z">
-        <w:r>
-          <w:t xml:space="preserve"> </w:t>
-        </w:r>
-      </w:ins>
-      <w:ins w:id="118" w:author="PR Preview" w:date="2026-01-01T00:00:00Z">
-        <w:r>
-          <w:t xml:space="preserve">and</w:t>
-        </w:r>
-      </w:ins>
-      <w:ins w:id="119" w:author="PR Preview" w:date="2026-01-01T00:00:00Z">
-        <w:r>
-          <w:t xml:space="preserve"> </w:t>
-        </w:r>
-      </w:ins>
-      <m:oMath>
-        <m:r>
-          <m:t>U</m:t>
-        </m:r>
-      </m:oMath>
-      <w:ins w:id="120" w:author="PR Preview" w:date="2026-01-01T00:00:00Z">
-        <w:r>
-          <w:t xml:space="preserve">, computed from the data,</w:t>
-        </w:r>
-      </w:ins>
-      <w:ins w:id="121" w:author="PR Preview" w:date="2026-01-01T00:00:00Z">
-        <w:r>
-          <w:t xml:space="preserve"> </w:t>
-        </w:r>
-      </w:ins>
-      <w:ins w:id="122" w:author="PR Preview" w:date="2026-01-01T00:00:00Z">
-        <w:r>
-          <w:t xml:space="preserve">such that for every possible value of</w:t>
-        </w:r>
-      </w:ins>
-      <w:ins w:id="123" w:author="PR Preview" w:date="2026-01-01T00:00:00Z">
-        <w:r>
-          <w:t xml:space="preserve"> </w:t>
-        </w:r>
-      </w:ins>
-      <m:oMath>
-        <m:r>
-          <m:t>θ</m:t>
-        </m:r>
-      </m:oMath>
-      <w:ins w:id="124" w:author="PR Preview" w:date="2026-01-01T00:00:00Z">
-        <w:r>
-          <w:t xml:space="preserve">:</w:t>
-        </w:r>
-      </w:ins>
+      <w:r>
+        <w:t xml:space="preserve">:</w:t>
+      </w:r>
     </w:p>
     <w:p>
       <w:pPr>
